--- a/src/Parchment.Tests/Markdown/EscapingTests.DocumentedListFilters.verified.docx
+++ b/src/Parchment.Tests/Markdown/EscapingTests.DocumentedListFilters.verified.docx
@@ -285,6 +285,9 @@
   </num>
   <num xmlns:p2="http://schemas.openxmlformats.org/wordprocessingml/2006/main" p2:numId="2">
     <p2:abstractNumId p2:val="1"/>
+    <p2:lvlOverride p2:ilvl="0">
+      <p2:startOverride p2:val="1"/>
+    </p2:lvlOverride>
   </num>
 </numbering>
 </file>
